--- a/docs/rapp-workshop/downloads/Facilitator Rehearsal/Expected MVP and Scoring Guide.docx
+++ b/docs/rapp-workshop/downloads/Facilitator Rehearsal/Expected MVP and Scoring Guide.docx
@@ -4436,7 +4436,7 @@
                 <w:sz w:val="21"/>
                 <w:szCs w:val="21"/>
               </w:rPr>
-              <w:t xml:space="preserve">Preserves unknown and asks/escales honestly.</w:t>
+              <w:t xml:space="preserve">Preserves unknown and asks/escalates honestly.</w:t>
             </w:r>
           </w:p>
         </w:tc>

--- a/docs/rapp-workshop/downloads/Facilitator Rehearsal/Expected MVP and Scoring Guide.docx
+++ b/docs/rapp-workshop/downloads/Facilitator Rehearsal/Expected MVP and Scoring Guide.docx
@@ -79,7 +79,7 @@
           <w:sz w:val="24"/>
           <w:szCs w:val="24"/>
         </w:rPr>
-        <w:t xml:space="preserve">Documents → Copilot Studio</w:t>
+        <w:t xml:space="preserve">Use case → Local Brainstem agent</w:t>
       </w:r>
     </w:p>
     <w:tbl>
@@ -241,7 +241,7 @@
           <w:sz w:val="32"/>
           <w:szCs w:val="32"/>
         </w:rPr>
-        <w:t xml:space="preserve">Expected MVP</w:t>
+        <w:t xml:space="preserve">Expected local agent contract</w:t>
       </w:r>
     </w:p>
     <w:tbl>
@@ -3792,7 +3792,7 @@
                 <w:sz w:val="21"/>
                 <w:szCs w:val="21"/>
               </w:rPr>
-              <w:t xml:space="preserve">All actions trace to confirmed MVP.</w:t>
+              <w:t xml:space="preserve">All actions trace to the approved contract.</w:t>
             </w:r>
           </w:p>
         </w:tc>
@@ -5120,7 +5120,7 @@
                 <w:sz w:val="21"/>
                 <w:szCs w:val="21"/>
               </w:rPr>
-              <w:t xml:space="preserve">MVP title</w:t>
+              <w:t xml:space="preserve">Agent contract</w:t>
             </w:r>
           </w:p>
         </w:tc>
@@ -5159,7 +5159,7 @@
                 <w:sz w:val="21"/>
                 <w:szCs w:val="21"/>
               </w:rPr>
-              <w:t xml:space="preserve">Facilities-focused and concise</w:t>
+              <w:t xml:space="preserve">Facilities-focused, 3-4 capabilities</w:t>
             </w:r>
           </w:p>
         </w:tc>
@@ -5602,7 +5602,7 @@
                 <w:sz w:val="21"/>
                 <w:szCs w:val="21"/>
               </w:rPr>
-              <w:t xml:space="preserve">Demo twin</w:t>
+              <w:t xml:space="preserve">Agent file</w:t>
             </w:r>
           </w:p>
         </w:tc>
@@ -5641,7 +5641,7 @@
                 <w:sz w:val="21"/>
                 <w:szCs w:val="21"/>
               </w:rPr>
-              <w:t xml:space="preserve">Synthetic, zero connections</w:t>
+              <w:t xml:space="preserve">Top-level *_agent.py compiles and loads</w:t>
             </w:r>
           </w:p>
         </w:tc>
@@ -5843,7 +5843,7 @@
                 <w:sz w:val="21"/>
                 <w:szCs w:val="21"/>
               </w:rPr>
-              <w:t xml:space="preserve">Live prototype</w:t>
+              <w:t xml:space="preserve">Brainstem runtime</w:t>
             </w:r>
           </w:p>
         </w:tc>
@@ -5882,7 +5882,7 @@
                 <w:sz w:val="21"/>
                 <w:szCs w:val="21"/>
               </w:rPr>
-              <w:t xml:space="preserve">Connector-ready, honest binding needs</w:t>
+              <w:t xml:space="preserve">Tool called; local response/logs visible</w:t>
             </w:r>
           </w:p>
         </w:tc>
@@ -6084,7 +6084,7 @@
                 <w:sz w:val="21"/>
                 <w:szCs w:val="21"/>
               </w:rPr>
-              <w:t xml:space="preserve">Deployment</w:t>
+              <w:t xml:space="preserve">Share artifact</w:t>
             </w:r>
           </w:p>
         </w:tc>
@@ -6123,7 +6123,7 @@
                 <w:sz w:val="21"/>
                 <w:szCs w:val="21"/>
               </w:rPr>
-              <w:t xml:space="preserve">Correct environment; unpublished unless approved</w:t>
+              <w:t xml:space="preserve">Passing agent.py + local test evidence</w:t>
             </w:r>
           </w:p>
         </w:tc>
@@ -7609,7 +7609,7 @@
                 <w:sz w:val="21"/>
                 <w:szCs w:val="21"/>
               </w:rPr>
-              <w:t xml:space="preserve">RAPP mental model complete.</w:t>
+              <w:t xml:space="preserve">Local-first RAPP mental model complete.</w:t>
             </w:r>
           </w:p>
         </w:tc>
@@ -7648,7 +7648,7 @@
                 <w:sz w:val="21"/>
                 <w:szCs w:val="21"/>
               </w:rPr>
-              <w:t xml:space="preserve">Compress discussion; do not cut MVP/test.</w:t>
+              <w:t xml:space="preserve">Compress discussion; do not cut author/test.</w:t>
             </w:r>
           </w:p>
         </w:tc>
@@ -7869,7 +7869,7 @@
                 <w:sz w:val="21"/>
                 <w:szCs w:val="21"/>
               </w:rPr>
-              <w:t xml:space="preserve">18</w:t>
+              <w:t xml:space="preserve">15</w:t>
             </w:r>
           </w:p>
         </w:tc>
@@ -7908,7 +7908,7 @@
                 <w:sz w:val="21"/>
                 <w:szCs w:val="21"/>
               </w:rPr>
-              <w:t xml:space="preserve">Source selected and quality explained.</w:t>
+              <w:t xml:space="preserve">Scenario and source selected.</w:t>
             </w:r>
           </w:p>
         </w:tc>
@@ -8168,7 +8168,7 @@
                 <w:sz w:val="21"/>
                 <w:szCs w:val="21"/>
               </w:rPr>
-              <w:t xml:space="preserve">26</w:t>
+              <w:t xml:space="preserve">25</w:t>
             </w:r>
           </w:p>
         </w:tc>
@@ -8207,7 +8207,7 @@
                 <w:sz w:val="21"/>
                 <w:szCs w:val="21"/>
               </w:rPr>
-              <w:t xml:space="preserve">Documents uploaded.</w:t>
+              <w:t xml:space="preserve">Brainstem authenticated and running.</w:t>
             </w:r>
           </w:p>
         </w:tc>
@@ -8467,7 +8467,7 @@
                 <w:sz w:val="21"/>
                 <w:szCs w:val="21"/>
               </w:rPr>
-              <w:t xml:space="preserve">34</w:t>
+              <w:t xml:space="preserve">35</w:t>
             </w:r>
           </w:p>
         </w:tc>
@@ -8506,7 +8506,7 @@
                 <w:sz w:val="21"/>
                 <w:szCs w:val="21"/>
               </w:rPr>
-              <w:t xml:space="preserve">MVP confirmed.</w:t>
+              <w:t xml:space="preserve">Agent contract saved as *_agent.py.</w:t>
             </w:r>
           </w:p>
         </w:tc>
@@ -8545,7 +8545,7 @@
                 <w:sz w:val="21"/>
                 <w:szCs w:val="21"/>
               </w:rPr>
-              <w:t xml:space="preserve">Use expected MVP after one edit attempt.</w:t>
+              <w:t xml:space="preserve">Use known-good fallback file.</w:t>
             </w:r>
           </w:p>
         </w:tc>
@@ -8766,7 +8766,7 @@
                 <w:sz w:val="21"/>
                 <w:szCs w:val="21"/>
               </w:rPr>
-              <w:t xml:space="preserve">44</w:t>
+              <w:t xml:space="preserve">45</w:t>
             </w:r>
           </w:p>
         </w:tc>
@@ -8805,7 +8805,7 @@
                 <w:sz w:val="21"/>
                 <w:szCs w:val="21"/>
               </w:rPr>
-              <w:t xml:space="preserve">Assets reviewed.</w:t>
+              <w:t xml:space="preserve">Agent hot-loaded and run locally.</w:t>
             </w:r>
           </w:p>
         </w:tc>
@@ -8844,7 +8844,7 @@
                 <w:sz w:val="21"/>
                 <w:szCs w:val="21"/>
               </w:rPr>
-              <w:t xml:space="preserve">Use prebuilt packages if generation failed.</w:t>
+              <w:t xml:space="preserve">Use facilitator machine if needed.</w:t>
             </w:r>
           </w:p>
         </w:tc>
@@ -9065,7 +9065,7 @@
                 <w:sz w:val="21"/>
                 <w:szCs w:val="21"/>
               </w:rPr>
-              <w:t xml:space="preserve">52</w:t>
+              <w:t xml:space="preserve">53</w:t>
             </w:r>
           </w:p>
         </w:tc>
@@ -9104,7 +9104,7 @@
                 <w:sz w:val="21"/>
                 <w:szCs w:val="21"/>
               </w:rPr>
-              <w:t xml:space="preserve">Deployment complete.</w:t>
+              <w:t xml:space="preserve">Local test/refine loop complete.</w:t>
             </w:r>
           </w:p>
         </w:tc>
@@ -9143,7 +9143,7 @@
                 <w:sz w:val="21"/>
                 <w:szCs w:val="21"/>
               </w:rPr>
-              <w:t xml:space="preserve">Switch to pre-imported fallback solution.</w:t>
+              <w:t xml:space="preserve">Run safety and unknown tests first.</w:t>
             </w:r>
           </w:p>
         </w:tc>
@@ -9364,7 +9364,7 @@
                 <w:sz w:val="21"/>
                 <w:szCs w:val="21"/>
               </w:rPr>
-              <w:t xml:space="preserve">56</w:t>
+              <w:t xml:space="preserve">57</w:t>
             </w:r>
           </w:p>
         </w:tc>
@@ -9403,7 +9403,7 @@
                 <w:sz w:val="21"/>
                 <w:szCs w:val="21"/>
               </w:rPr>
-              <w:t xml:space="preserve">Three tests complete.</w:t>
+              <w:t xml:space="preserve">Agent shared; teach-back complete.</w:t>
             </w:r>
           </w:p>
         </w:tc>
@@ -9442,7 +9442,7 @@
                 <w:sz w:val="21"/>
                 <w:szCs w:val="21"/>
               </w:rPr>
-              <w:t xml:space="preserve">Run safety and unknown tests first.</w:t>
+              <w:t xml:space="preserve">Skip optional extension if late.</w:t>
             </w:r>
           </w:p>
         </w:tc>
